--- a/Practicas/Docencia/Respuesta Conesa.docx
+++ b/Practicas/Docencia/Respuesta Conesa.docx
@@ -1,6 +1,6 @@
 
 <file path=word/document.xml><?xml version="1.0" encoding="utf-8"?>
-<w:document xmlns:wpc="http://schemas.microsoft.com/office/word/2010/wordprocessingCanvas" xmlns:cx="http://schemas.microsoft.com/office/drawing/2014/chartex" xmlns:cx1="http://schemas.microsoft.com/office/drawing/2015/9/8/chartex" xmlns:cx2="http://schemas.microsoft.com/office/drawing/2015/10/21/chartex" xmlns:cx3="http://schemas.microsoft.com/office/drawing/2016/5/9/chartex" xmlns:cx4="http://schemas.microsoft.com/office/drawing/2016/5/10/chartex" xmlns:cx5="http://schemas.microsoft.com/office/drawing/2016/5/11/chartex" xmlns:cx6="http://schemas.microsoft.com/office/drawing/2016/5/12/chartex" xmlns:cx7="http://schemas.microsoft.com/office/drawing/2016/5/13/chartex" xmlns:cx8="http://schemas.microsoft.com/office/drawing/2016/5/14/chartex" xmlns:mc="http://schemas.openxmlformats.org/markup-compatibility/2006" xmlns:aink="http://schemas.microsoft.com/office/drawing/2016/ink" xmlns:am3d="http://schemas.microsoft.com/office/drawing/2017/model3d" xmlns:o="urn:schemas-microsoft-com:office:office" xmlns:r="http://schemas.openxmlformats.org/officeDocument/2006/relationships" xmlns:m="http://schemas.openxmlformats.org/officeDocument/2006/math" xmlns:v="urn:schemas-microsoft-com:vml" xmlns:wp14="http://schemas.microsoft.com/office/word/2010/wordprocessingDrawing" xmlns:wp="http://schemas.openxmlformats.org/drawingml/2006/wordprocessingDrawing" xmlns:w10="urn:schemas-microsoft-com:office:word" xmlns:w="http://schemas.openxmlformats.org/wordprocessingml/2006/main" xmlns:w14="http://schemas.microsoft.com/office/word/2010/wordml" xmlns:w15="http://schemas.microsoft.com/office/word/2012/wordml" xmlns:w16cid="http://schemas.microsoft.com/office/word/2016/wordml/cid" xmlns:w16se="http://schemas.microsoft.com/office/word/2015/wordml/symex" xmlns:wpg="http://schemas.microsoft.com/office/word/2010/wordprocessingGroup" xmlns:wpi="http://schemas.microsoft.com/office/word/2010/wordprocessingInk" xmlns:wne="http://schemas.microsoft.com/office/word/2006/wordml" xmlns:wps="http://schemas.microsoft.com/office/word/2010/wordprocessingShape" mc:Ignorable="w14 w15 w16se w16cid wp14">
+<w:document xmlns:wpc="http://schemas.microsoft.com/office/word/2010/wordprocessingCanvas" xmlns:cx="http://schemas.microsoft.com/office/drawing/2014/chartex" xmlns:cx1="http://schemas.microsoft.com/office/drawing/2015/9/8/chartex" xmlns:cx2="http://schemas.microsoft.com/office/drawing/2015/10/21/chartex" xmlns:cx3="http://schemas.microsoft.com/office/drawing/2016/5/9/chartex" xmlns:cx4="http://schemas.microsoft.com/office/drawing/2016/5/10/chartex" xmlns:cx5="http://schemas.microsoft.com/office/drawing/2016/5/11/chartex" xmlns:cx6="http://schemas.microsoft.com/office/drawing/2016/5/12/chartex" xmlns:cx7="http://schemas.microsoft.com/office/drawing/2016/5/13/chartex" xmlns:cx8="http://schemas.microsoft.com/office/drawing/2016/5/14/chartex" xmlns:mc="http://schemas.openxmlformats.org/markup-compatibility/2006" xmlns:aink="http://schemas.microsoft.com/office/drawing/2016/ink" xmlns:am3d="http://schemas.microsoft.com/office/drawing/2017/model3d" xmlns:o="urn:schemas-microsoft-com:office:office" xmlns:oel="http://schemas.microsoft.com/office/2019/extlst" xmlns:r="http://schemas.openxmlformats.org/officeDocument/2006/relationships" xmlns:m="http://schemas.openxmlformats.org/officeDocument/2006/math" xmlns:v="urn:schemas-microsoft-com:vml" xmlns:wp14="http://schemas.microsoft.com/office/word/2010/wordprocessingDrawing" xmlns:wp="http://schemas.openxmlformats.org/drawingml/2006/wordprocessingDrawing" xmlns:w10="urn:schemas-microsoft-com:office:word" xmlns:w="http://schemas.openxmlformats.org/wordprocessingml/2006/main" xmlns:w14="http://schemas.microsoft.com/office/word/2010/wordml" xmlns:w15="http://schemas.microsoft.com/office/word/2012/wordml" xmlns:w16cex="http://schemas.microsoft.com/office/word/2018/wordml/cex" xmlns:w16cid="http://schemas.microsoft.com/office/word/2016/wordml/cid" xmlns:w16="http://schemas.microsoft.com/office/word/2018/wordml" xmlns:w16du="http://schemas.microsoft.com/office/word/2023/wordml/word16du" xmlns:w16sdtdh="http://schemas.microsoft.com/office/word/2020/wordml/sdtdatahash" xmlns:w16sdtfl="http://schemas.microsoft.com/office/word/2024/wordml/sdtformatlock" xmlns:w16se="http://schemas.microsoft.com/office/word/2015/wordml/symex" xmlns:wpg="http://schemas.microsoft.com/office/word/2010/wordprocessingGroup" xmlns:wpi="http://schemas.microsoft.com/office/word/2010/wordprocessingInk" xmlns:wne="http://schemas.microsoft.com/office/word/2006/wordml" xmlns:wps="http://schemas.microsoft.com/office/word/2010/wordprocessingShape" mc:Ignorable="w14 w15 w16se w16cid w16 w16cex w16sdtdh w16sdtfl w16du wp14">
   <w:body>
     <w:p>
       <w:pPr>
@@ -10,7 +10,6 @@
           <w:lang w:val="es-MX"/>
         </w:rPr>
       </w:pPr>
-      <w:proofErr w:type="spellStart"/>
       <w:r>
         <w:rPr>
           <w:bCs/>
@@ -20,36 +19,17 @@
         </w:rPr>
         <w:t>Chichigüitán</w:t>
       </w:r>
-      <w:proofErr w:type="spellEnd"/>
       <w:r>
         <w:rPr>
           <w:rFonts w:cs="Arial"/>
           <w:kern w:val="0"/>
           <w:szCs w:val="20"/>
         </w:rPr>
-        <w:t xml:space="preserve">, Quetzaltenango 6 de </w:t>
-      </w:r>
-      <w:proofErr w:type="gramStart"/>
-      <w:r>
-        <w:rPr>
-          <w:rFonts w:cs="Arial"/>
-          <w:kern w:val="0"/>
+        <w:t>, Quetzaltenango 6 de Agosto de 2025</w:t>
+      </w:r>
+      <w:r>
+        <w:rPr>
           <w:szCs w:val="20"/>
-        </w:rPr>
-        <w:t>Agosto</w:t>
-      </w:r>
-      <w:proofErr w:type="gramEnd"/>
-      <w:r>
-        <w:rPr>
-          <w:rFonts w:cs="Arial"/>
-          <w:kern w:val="0"/>
-          <w:szCs w:val="20"/>
-        </w:rPr>
-        <w:t xml:space="preserve"> de 2025</w:t>
-      </w:r>
-      <w:r>
-        <w:rPr>
-          <w:szCs w:val="20"/>
           <w:lang w:val="es-MX"/>
         </w:rPr>
         <w:t xml:space="preserve"> </w:t>
@@ -66,44 +46,8 @@
         <w:rPr>
           <w:lang w:val="es-MX"/>
         </w:rPr>
-        <w:t xml:space="preserve">Ing. </w:t>
-      </w:r>
-      <w:proofErr w:type="spellStart"/>
-      <w:r>
-        <w:rPr>
-          <w:lang w:val="es-MX"/>
-        </w:rPr>
-        <w:t>Jose</w:t>
-      </w:r>
-      <w:proofErr w:type="spellEnd"/>
-      <w:r>
-        <w:rPr>
-          <w:lang w:val="es-MX"/>
-        </w:rPr>
-        <w:t xml:space="preserve"> Ricardo </w:t>
-      </w:r>
-      <w:proofErr w:type="spellStart"/>
-      <w:r>
-        <w:rPr>
-          <w:lang w:val="es-MX"/>
-        </w:rPr>
-        <w:t>Merida</w:t>
-      </w:r>
-      <w:proofErr w:type="spellEnd"/>
-      <w:r>
-        <w:rPr>
-          <w:lang w:val="es-MX"/>
-        </w:rPr>
-        <w:t xml:space="preserve"> </w:t>
-      </w:r>
-      <w:proofErr w:type="spellStart"/>
-      <w:r>
-        <w:rPr>
-          <w:lang w:val="es-MX"/>
-        </w:rPr>
-        <w:t>Lopez</w:t>
-      </w:r>
-      <w:proofErr w:type="spellEnd"/>
+        <w:t>Ing. Jose Ricardo Merida Lopez</w:t>
+      </w:r>
     </w:p>
     <w:p>
       <w:pPr>
@@ -178,30 +122,8 @@
         <w:rPr>
           <w:lang w:val="es-MX"/>
         </w:rPr>
-        <w:t xml:space="preserve">Respetable Ingeniero </w:t>
-      </w:r>
-      <w:proofErr w:type="spellStart"/>
-      <w:r>
-        <w:rPr>
-          <w:lang w:val="es-MX"/>
-        </w:rPr>
-        <w:t>Jose</w:t>
-      </w:r>
-      <w:proofErr w:type="spellEnd"/>
-      <w:r>
-        <w:rPr>
-          <w:lang w:val="es-MX"/>
-        </w:rPr>
-        <w:t xml:space="preserve"> </w:t>
-      </w:r>
-      <w:proofErr w:type="spellStart"/>
-      <w:r>
-        <w:rPr>
-          <w:lang w:val="es-MX"/>
-        </w:rPr>
-        <w:t>Merida</w:t>
-      </w:r>
-      <w:proofErr w:type="spellEnd"/>
+        <w:t>Respetable Ingeniero Jose Merida</w:t>
+      </w:r>
     </w:p>
     <w:p>
       <w:pPr>
@@ -229,264 +151,229 @@
         </w:rPr>
         <w:t xml:space="preserve"> final aplicada de la carrera de Ingeniería Civil al estudiante: Marlon Ivan Carreto Rivera, con una duración de 300 horas, quien estará bajo la supervisión directa del Ingeniero Civil: </w:t>
       </w:r>
-      <w:proofErr w:type="gramStart"/>
       <w:r>
         <w:rPr>
           <w:color w:val="000000" w:themeColor="text1"/>
           <w:sz w:val="24"/>
           <w:szCs w:val="24"/>
         </w:rPr>
-        <w:t>David  Eduardo</w:t>
-      </w:r>
-      <w:proofErr w:type="gramEnd"/>
+        <w:t>David  Eduardo Choxóm Limatuj</w:t>
+      </w:r>
       <w:r>
         <w:rPr>
           <w:color w:val="000000" w:themeColor="text1"/>
           <w:sz w:val="24"/>
           <w:szCs w:val="24"/>
         </w:rPr>
+        <w:t>.</w:t>
+      </w:r>
+    </w:p>
+    <w:p>
+      <w:pPr>
+        <w:rPr>
+          <w:lang w:val="es-MX"/>
+        </w:rPr>
+      </w:pPr>
+      <w:r>
+        <w:rPr>
+          <w:lang w:val="es-MX"/>
+        </w:rPr>
+        <w:t xml:space="preserve">Quedando autorizada como fecha de inicio de la practica el día Lunes 28 </w:t>
+      </w:r>
+      <w:r>
+        <w:rPr>
+          <w:lang w:val="es-MX"/>
+        </w:rPr>
+        <w:t>de Julio del presente año.</w:t>
+      </w:r>
+    </w:p>
+    <w:p>
+      <w:pPr>
+        <w:rPr>
+          <w:lang w:val="es-MX"/>
+        </w:rPr>
+      </w:pPr>
+      <w:r>
+        <w:rPr>
+          <w:lang w:val="es-MX"/>
+        </w:rPr>
+        <w:t>El horario que el estudiante tendrá a bien realizar la practica queda estipulado de la siguiente manera:</w:t>
+      </w:r>
+    </w:p>
+    <w:p>
+      <w:pPr>
+        <w:rPr>
+          <w:lang w:val="es-MX"/>
+        </w:rPr>
+      </w:pPr>
+      <w:r>
+        <w:rPr>
+          <w:lang w:val="es-MX"/>
+        </w:rPr>
+        <w:t xml:space="preserve">De lunes a viernes en horario de </w:t>
+      </w:r>
+      <w:r>
+        <w:rPr>
+          <w:lang w:val="es-MX"/>
+        </w:rPr>
+        <w:t>7:00</w:t>
+      </w:r>
+      <w:r>
+        <w:rPr>
+          <w:lang w:val="es-MX"/>
+        </w:rPr>
+        <w:t xml:space="preserve"> a 16:</w:t>
+      </w:r>
+      <w:r>
+        <w:rPr>
+          <w:lang w:val="es-MX"/>
+        </w:rPr>
+        <w:t>00</w:t>
+      </w:r>
+      <w:r>
+        <w:rPr>
+          <w:lang w:val="es-MX"/>
+        </w:rPr>
+        <w:t xml:space="preserve"> horas</w:t>
+      </w:r>
+    </w:p>
+    <w:p>
+      <w:pPr>
+        <w:rPr>
+          <w:lang w:val="es-MX"/>
+        </w:rPr>
+      </w:pPr>
+      <w:r>
+        <w:rPr>
+          <w:lang w:val="es-MX"/>
+        </w:rPr>
+        <w:t xml:space="preserve">Día Sábado en horario de </w:t>
+      </w:r>
+      <w:r>
+        <w:rPr>
+          <w:lang w:val="es-MX"/>
+        </w:rPr>
+        <w:t>7</w:t>
+      </w:r>
+      <w:r>
+        <w:rPr>
+          <w:lang w:val="es-MX"/>
+        </w:rPr>
+        <w:t>:00 a 12:00 horas</w:t>
+      </w:r>
+    </w:p>
+    <w:p>
+      <w:pPr>
+        <w:rPr>
+          <w:lang w:val="es-MX"/>
+        </w:rPr>
+      </w:pPr>
+      <w:r>
+        <w:rPr>
+          <w:lang w:val="es-MX"/>
+        </w:rPr>
+        <w:t>Así mismo se le informa que el estudiante Marlon Ivan Carreto Rivera, al igual que todo el equipo de trabajo</w:t>
+      </w:r>
+      <w:r>
+        <w:rPr>
+          <w:lang w:val="es-MX"/>
+        </w:rPr>
+        <w:t xml:space="preserve"> cumple con las normas de seguridad ocupacional establecidas, </w:t>
+      </w:r>
+      <w:r>
+        <w:t>así como con lo dispuesto en el Acuerdo Gubernativo 79-2020 y sus reformas, en materia de prevención del COVID-19. Durante el período de práctica presencial, el estudiante y todo el personal deberán dar estricto cumplimiento a dichas disposiciones.</w:t>
+      </w:r>
+      <w:r>
+        <w:rPr>
+          <w:lang w:val="es-MX"/>
+        </w:rPr>
         <w:t xml:space="preserve"> </w:t>
       </w:r>
-      <w:proofErr w:type="spellStart"/>
+    </w:p>
+    <w:p>
+      <w:pPr>
+        <w:rPr>
+          <w:lang w:val="es-MX"/>
+        </w:rPr>
+      </w:pPr>
+    </w:p>
+    <w:p>
+      <w:pPr>
+        <w:rPr>
+          <w:lang w:val="es-MX"/>
+        </w:rPr>
+      </w:pPr>
+      <w:r>
+        <w:rPr>
+          <w:lang w:val="es-MX"/>
+        </w:rPr>
+        <w:t>Agradeciendo la atención a la presente me suscribo deseándole éxitos en todas sus labores.</w:t>
+      </w:r>
+    </w:p>
+    <w:p>
+      <w:pPr>
+        <w:rPr>
+          <w:lang w:val="es-MX"/>
+        </w:rPr>
+      </w:pPr>
+    </w:p>
+    <w:p>
+      <w:pPr>
+        <w:rPr>
+          <w:lang w:val="es-MX"/>
+        </w:rPr>
+      </w:pPr>
+      <w:r>
+        <w:rPr>
+          <w:lang w:val="es-MX"/>
+        </w:rPr>
+        <w:t xml:space="preserve">Atentamente: </w:t>
+      </w:r>
+    </w:p>
+    <w:p>
+      <w:pPr>
+        <w:rPr>
+          <w:lang w:val="es-MX"/>
+        </w:rPr>
+      </w:pPr>
+    </w:p>
+    <w:p>
+      <w:pPr>
+        <w:jc w:val="center"/>
+        <w:rPr>
+          <w:lang w:val="es-MX"/>
+        </w:rPr>
+      </w:pPr>
+      <w:r>
+        <w:rPr>
+          <w:lang w:val="es-MX"/>
+        </w:rPr>
+        <w:t>___________________________</w:t>
+      </w:r>
+    </w:p>
+    <w:p>
+      <w:pPr>
+        <w:spacing w:after="0"/>
+        <w:jc w:val="center"/>
+        <w:rPr>
+          <w:lang w:val="es-MX"/>
+        </w:rPr>
+      </w:pPr>
       <w:r>
         <w:rPr>
           <w:color w:val="000000" w:themeColor="text1"/>
           <w:sz w:val="24"/>
           <w:szCs w:val="24"/>
         </w:rPr>
-        <w:t>Choxóm</w:t>
-      </w:r>
-      <w:proofErr w:type="spellEnd"/>
+        <w:t>David  Eduardo Choxóm Limatuj</w:t>
+      </w:r>
       <w:r>
         <w:rPr>
           <w:color w:val="000000" w:themeColor="text1"/>
           <w:sz w:val="24"/>
           <w:szCs w:val="24"/>
         </w:rPr>
-        <w:t xml:space="preserve"> </w:t>
-      </w:r>
-      <w:proofErr w:type="spellStart"/>
-      <w:r>
-        <w:rPr>
-          <w:color w:val="000000" w:themeColor="text1"/>
-          <w:sz w:val="24"/>
-          <w:szCs w:val="24"/>
-        </w:rPr>
-        <w:t>Limatuj</w:t>
-      </w:r>
-      <w:proofErr w:type="spellEnd"/>
-      <w:r>
-        <w:rPr>
-          <w:color w:val="000000" w:themeColor="text1"/>
-          <w:sz w:val="24"/>
-          <w:szCs w:val="24"/>
-        </w:rPr>
         <w:t>.</w:t>
-      </w:r>
-    </w:p>
-    <w:p>
-      <w:pPr>
-        <w:rPr>
-          <w:lang w:val="es-MX"/>
-        </w:rPr>
-      </w:pPr>
-      <w:r>
-        <w:rPr>
-          <w:lang w:val="es-MX"/>
-        </w:rPr>
-        <w:t xml:space="preserve">Quedando autorizada como fecha de inicio de la practica el </w:t>
-      </w:r>
-      <w:proofErr w:type="gramStart"/>
-      <w:r>
-        <w:rPr>
-          <w:lang w:val="es-MX"/>
-        </w:rPr>
-        <w:t>día Lunes</w:t>
-      </w:r>
-      <w:proofErr w:type="gramEnd"/>
-      <w:r>
-        <w:rPr>
-          <w:lang w:val="es-MX"/>
-        </w:rPr>
-        <w:t xml:space="preserve"> 28 </w:t>
-      </w:r>
-      <w:r>
-        <w:rPr>
-          <w:lang w:val="es-MX"/>
-        </w:rPr>
-        <w:t>de Julio del presente año.</w:t>
-      </w:r>
-    </w:p>
-    <w:p>
-      <w:pPr>
-        <w:rPr>
-          <w:lang w:val="es-MX"/>
-        </w:rPr>
-      </w:pPr>
-      <w:r>
-        <w:rPr>
-          <w:lang w:val="es-MX"/>
-        </w:rPr>
-        <w:t>El horario que el estudiante tendrá a bien realizar la practica queda estipulado de la siguiente manera:</w:t>
-      </w:r>
-    </w:p>
-    <w:p>
-      <w:pPr>
-        <w:rPr>
-          <w:lang w:val="es-MX"/>
-        </w:rPr>
-      </w:pPr>
-      <w:r>
-        <w:rPr>
-          <w:lang w:val="es-MX"/>
-        </w:rPr>
-        <w:t xml:space="preserve">De lunes a viernes en horario de </w:t>
-      </w:r>
-      <w:r>
-        <w:rPr>
-          <w:lang w:val="es-MX"/>
-        </w:rPr>
-        <w:t>7:00</w:t>
-      </w:r>
-      <w:r>
-        <w:rPr>
-          <w:lang w:val="es-MX"/>
-        </w:rPr>
-        <w:t xml:space="preserve"> a 16:</w:t>
-      </w:r>
-      <w:r>
-        <w:rPr>
-          <w:lang w:val="es-MX"/>
-        </w:rPr>
-        <w:t>00</w:t>
-      </w:r>
-      <w:r>
-        <w:rPr>
-          <w:lang w:val="es-MX"/>
-        </w:rPr>
-        <w:t xml:space="preserve"> horas</w:t>
-      </w:r>
-    </w:p>
-    <w:p>
-      <w:pPr>
-        <w:rPr>
-          <w:lang w:val="es-MX"/>
-        </w:rPr>
-      </w:pPr>
-      <w:r>
-        <w:rPr>
-          <w:lang w:val="es-MX"/>
-        </w:rPr>
-        <w:t xml:space="preserve">Día Sábado en horario de </w:t>
-      </w:r>
-      <w:r>
-        <w:rPr>
-          <w:lang w:val="es-MX"/>
-        </w:rPr>
-        <w:t>7</w:t>
-      </w:r>
-      <w:bookmarkStart w:id="0" w:name="_GoBack"/>
-      <w:bookmarkEnd w:id="0"/>
-      <w:r>
-        <w:rPr>
-          <w:lang w:val="es-MX"/>
-        </w:rPr>
-        <w:t>:00 a 12:00 horas</w:t>
-      </w:r>
-    </w:p>
-    <w:p>
-      <w:pPr>
-        <w:rPr>
-          <w:lang w:val="es-MX"/>
-        </w:rPr>
-      </w:pPr>
-      <w:r>
-        <w:rPr>
-          <w:lang w:val="es-MX"/>
-        </w:rPr>
-        <w:t>Así mismo se le informa que el estudiante Marlon Ivan Carreto Rivera, al igual que todo el equipo de trabajo</w:t>
-      </w:r>
-      <w:r>
-        <w:rPr>
-          <w:lang w:val="es-MX"/>
-        </w:rPr>
-        <w:t xml:space="preserve"> cumple con las normas de seguridad ocupacional establecidas, </w:t>
-      </w:r>
-      <w:r>
-        <w:t>así como con lo dispuesto en el Acuerdo Gubernativo 79-2020 y sus reformas, en materia de prevención del COVID-19.</w:t>
-      </w:r>
-      <w:r>
-        <w:t xml:space="preserve"> </w:t>
-      </w:r>
-      <w:r>
-        <w:t>Durante el período de práctica presencial, el estudiante y todo el personal deberán dar estricto cumplimiento a dichas disposiciones.</w:t>
-      </w:r>
-      <w:r>
-        <w:rPr>
-          <w:lang w:val="es-MX"/>
-        </w:rPr>
-        <w:t xml:space="preserve"> </w:t>
-      </w:r>
-    </w:p>
-    <w:p>
-      <w:pPr>
-        <w:rPr>
-          <w:lang w:val="es-MX"/>
-        </w:rPr>
-      </w:pPr>
-    </w:p>
-    <w:p>
-      <w:pPr>
-        <w:rPr>
-          <w:lang w:val="es-MX"/>
-        </w:rPr>
-      </w:pPr>
-      <w:r>
-        <w:rPr>
-          <w:lang w:val="es-MX"/>
-        </w:rPr>
-        <w:t>Agradeciendo la atención a la presente me suscribo deseándole éxitos en todas sus labores.</w:t>
-      </w:r>
-    </w:p>
-    <w:p>
-      <w:pPr>
-        <w:rPr>
-          <w:lang w:val="es-MX"/>
-        </w:rPr>
-      </w:pPr>
-    </w:p>
-    <w:p>
-      <w:pPr>
-        <w:rPr>
-          <w:lang w:val="es-MX"/>
-        </w:rPr>
-      </w:pPr>
-      <w:r>
-        <w:rPr>
-          <w:lang w:val="es-MX"/>
-        </w:rPr>
-        <w:t xml:space="preserve">Atentamente: </w:t>
-      </w:r>
-    </w:p>
-    <w:p>
-      <w:pPr>
-        <w:rPr>
-          <w:lang w:val="es-MX"/>
-        </w:rPr>
-      </w:pPr>
-    </w:p>
-    <w:p>
-      <w:pPr>
-        <w:jc w:val="center"/>
-        <w:rPr>
-          <w:lang w:val="es-MX"/>
-        </w:rPr>
-      </w:pPr>
-      <w:r>
-        <w:rPr>
-          <w:lang w:val="es-MX"/>
-        </w:rPr>
-        <w:t>___________________________</w:t>
       </w:r>
     </w:p>
     <w:p>
@@ -497,59 +384,11 @@
           <w:lang w:val="es-MX"/>
         </w:rPr>
       </w:pPr>
-      <w:proofErr w:type="gramStart"/>
-      <w:r>
-        <w:rPr>
-          <w:color w:val="000000" w:themeColor="text1"/>
-          <w:sz w:val="24"/>
-          <w:szCs w:val="24"/>
-        </w:rPr>
-        <w:t>David  Eduardo</w:t>
-      </w:r>
-      <w:proofErr w:type="gramEnd"/>
-      <w:r>
-        <w:rPr>
-          <w:color w:val="000000" w:themeColor="text1"/>
-          <w:sz w:val="24"/>
-          <w:szCs w:val="24"/>
-        </w:rPr>
-        <w:t xml:space="preserve"> </w:t>
-      </w:r>
-      <w:proofErr w:type="spellStart"/>
-      <w:r>
-        <w:rPr>
-          <w:color w:val="000000" w:themeColor="text1"/>
-          <w:sz w:val="24"/>
-          <w:szCs w:val="24"/>
-        </w:rPr>
-        <w:t>Choxóm</w:t>
-      </w:r>
-      <w:proofErr w:type="spellEnd"/>
-      <w:r>
-        <w:rPr>
-          <w:color w:val="000000" w:themeColor="text1"/>
-          <w:sz w:val="24"/>
-          <w:szCs w:val="24"/>
-        </w:rPr>
-        <w:t xml:space="preserve"> </w:t>
-      </w:r>
-      <w:proofErr w:type="spellStart"/>
-      <w:r>
-        <w:rPr>
-          <w:color w:val="000000" w:themeColor="text1"/>
-          <w:sz w:val="24"/>
-          <w:szCs w:val="24"/>
-        </w:rPr>
-        <w:t>Limatuj</w:t>
-      </w:r>
-      <w:proofErr w:type="spellEnd"/>
-      <w:r>
-        <w:rPr>
-          <w:color w:val="000000" w:themeColor="text1"/>
-          <w:sz w:val="24"/>
-          <w:szCs w:val="24"/>
-        </w:rPr>
-        <w:t>.</w:t>
+      <w:r>
+        <w:rPr>
+          <w:lang w:val="es-MX"/>
+        </w:rPr>
+        <w:t>Gerente Administrativo</w:t>
       </w:r>
     </w:p>
     <w:p>
@@ -564,7 +403,7 @@
         <w:rPr>
           <w:lang w:val="es-MX"/>
         </w:rPr>
-        <w:t>Gerente Administrativo</w:t>
+        <w:t>Ingeniero Civil</w:t>
       </w:r>
     </w:p>
     <w:p>
@@ -579,7 +418,7 @@
         <w:rPr>
           <w:lang w:val="es-MX"/>
         </w:rPr>
-        <w:t>Ingeniero Civil</w:t>
+        <w:t>Colegiado No. 23,322</w:t>
       </w:r>
     </w:p>
     <w:p>
@@ -609,7 +448,7 @@
 </file>
 
 <file path=word/styles.xml><?xml version="1.0" encoding="utf-8"?>
-<w:styles xmlns:mc="http://schemas.openxmlformats.org/markup-compatibility/2006" xmlns:r="http://schemas.openxmlformats.org/officeDocument/2006/relationships" xmlns:w="http://schemas.openxmlformats.org/wordprocessingml/2006/main" xmlns:w14="http://schemas.microsoft.com/office/word/2010/wordml" xmlns:w15="http://schemas.microsoft.com/office/word/2012/wordml" xmlns:w16cid="http://schemas.microsoft.com/office/word/2016/wordml/cid" xmlns:w16se="http://schemas.microsoft.com/office/word/2015/wordml/symex" mc:Ignorable="w14 w15 w16se w16cid">
+<w:styles xmlns:mc="http://schemas.openxmlformats.org/markup-compatibility/2006" xmlns:r="http://schemas.openxmlformats.org/officeDocument/2006/relationships" xmlns:w="http://schemas.openxmlformats.org/wordprocessingml/2006/main" xmlns:w14="http://schemas.microsoft.com/office/word/2010/wordml" xmlns:w15="http://schemas.microsoft.com/office/word/2012/wordml" xmlns:w16cex="http://schemas.microsoft.com/office/word/2018/wordml/cex" xmlns:w16cid="http://schemas.microsoft.com/office/word/2016/wordml/cid" xmlns:w16="http://schemas.microsoft.com/office/word/2018/wordml" xmlns:w16du="http://schemas.microsoft.com/office/word/2023/wordml/word16du" xmlns:w16sdtdh="http://schemas.microsoft.com/office/word/2020/wordml/sdtdatahash" xmlns:w16sdtfl="http://schemas.microsoft.com/office/word/2024/wordml/sdtformatlock" xmlns:w16se="http://schemas.microsoft.com/office/word/2015/wordml/symex" mc:Ignorable="w14 w15 w16se w16cid w16 w16cex w16sdtdh w16sdtfl w16du">
   <w:docDefaults>
     <w:rPrDefault>
       <w:rPr>
@@ -627,7 +466,7 @@
       </w:pPr>
     </w:pPrDefault>
   </w:docDefaults>
-  <w:latentStyles w:defLockedState="0" w:defUIPriority="99" w:defSemiHidden="0" w:defUnhideWhenUsed="0" w:defQFormat="0" w:count="375">
+  <w:latentStyles w:defLockedState="0" w:defUIPriority="99" w:defSemiHidden="0" w:defUnhideWhenUsed="0" w:defQFormat="0" w:count="376">
     <w:lsdException w:name="Normal" w:uiPriority="0" w:qFormat="1"/>
     <w:lsdException w:name="heading 1" w:uiPriority="9" w:qFormat="1"/>
     <w:lsdException w:name="heading 2" w:semiHidden="1" w:uiPriority="9" w:unhideWhenUsed="1" w:qFormat="1"/>
@@ -1003,6 +842,7 @@
     <w:lsdException w:name="Smart Hyperlink" w:semiHidden="1" w:unhideWhenUsed="1"/>
     <w:lsdException w:name="Hashtag" w:semiHidden="1" w:unhideWhenUsed="1"/>
     <w:lsdException w:name="Unresolved Mention" w:semiHidden="1" w:unhideWhenUsed="1"/>
+    <w:lsdException w:name="Smart Link" w:semiHidden="1" w:unhideWhenUsed="1"/>
   </w:latentStyles>
   <w:style w:type="paragraph" w:default="1" w:styleId="Normal">
     <w:name w:val="Normal"/>

--- a/Practicas/Docencia/Respuesta Conesa.docx
+++ b/Practicas/Docencia/Respuesta Conesa.docx
@@ -6,30 +6,143 @@
       <w:pPr>
         <w:jc w:val="right"/>
         <w:rPr>
-          <w:szCs w:val="20"/>
-          <w:lang w:val="es-MX"/>
-        </w:rPr>
-      </w:pPr>
-      <w:r>
+          <w:lang w:val="es-MX"/>
+        </w:rPr>
+      </w:pPr>
+    </w:p>
+    <w:p>
+      <w:pPr>
+        <w:jc w:val="right"/>
         <w:rPr>
           <w:bCs/>
           <w:color w:val="000000" w:themeColor="text1"/>
           <w:spacing w:val="-7"/>
           <w:szCs w:val="20"/>
         </w:rPr>
+      </w:pPr>
+      <w:r>
+        <w:rPr>
+          <w:lang w:val="es-MX"/>
+        </w:rPr>
+        <w:drawing>
+          <wp:anchor distT="0" distB="0" distL="114300" distR="114300" simplePos="0" relativeHeight="251658240" behindDoc="1" locked="0" layoutInCell="1" allowOverlap="1" wp14:anchorId="319A21C8" wp14:editId="7936A6A6">
+            <wp:simplePos x="0" y="0"/>
+            <wp:positionH relativeFrom="margin">
+              <wp:posOffset>-222885</wp:posOffset>
+            </wp:positionH>
+            <wp:positionV relativeFrom="margin">
+              <wp:posOffset>-633095</wp:posOffset>
+            </wp:positionV>
+            <wp:extent cx="2552065" cy="1007745"/>
+            <wp:effectExtent l="0" t="0" r="635" b="1905"/>
+            <wp:wrapSquare wrapText="bothSides"/>
+            <wp:docPr id="84488" name="Imagen 1"/>
+            <wp:cNvGraphicFramePr>
+              <a:graphicFrameLocks xmlns:a="http://schemas.openxmlformats.org/drawingml/2006/main" noChangeAspect="1"/>
+            </wp:cNvGraphicFramePr>
+            <a:graphic xmlns:a="http://schemas.openxmlformats.org/drawingml/2006/main">
+              <a:graphicData uri="http://schemas.openxmlformats.org/drawingml/2006/picture">
+                <pic:pic xmlns:pic="http://schemas.openxmlformats.org/drawingml/2006/picture">
+                  <pic:nvPicPr>
+                    <pic:cNvPr id="84488" name=""/>
+                    <pic:cNvPicPr/>
+                  </pic:nvPicPr>
+                  <pic:blipFill rotWithShape="1">
+                    <a:blip r:embed="rId6">
+                      <a:extLst>
+                        <a:ext uri="{28A0092B-C50C-407E-A947-70E740481C1C}">
+                          <a14:useLocalDpi xmlns:a14="http://schemas.microsoft.com/office/drawing/2010/main" val="0"/>
+                        </a:ext>
+                      </a:extLst>
+                    </a:blip>
+                    <a:srcRect t="5367" b="-1"/>
+                    <a:stretch>
+                      <a:fillRect/>
+                    </a:stretch>
+                  </pic:blipFill>
+                  <pic:spPr bwMode="auto">
+                    <a:xfrm>
+                      <a:off x="0" y="0"/>
+                      <a:ext cx="2552065" cy="1007745"/>
+                    </a:xfrm>
+                    <a:prstGeom prst="rect">
+                      <a:avLst/>
+                    </a:prstGeom>
+                    <a:ln>
+                      <a:noFill/>
+                    </a:ln>
+                    <a:extLst>
+                      <a:ext uri="{53640926-AAD7-44D8-BBD7-CCE9431645EC}">
+                        <a14:shadowObscured xmlns:a14="http://schemas.microsoft.com/office/drawing/2010/main"/>
+                      </a:ext>
+                    </a:extLst>
+                  </pic:spPr>
+                </pic:pic>
+              </a:graphicData>
+            </a:graphic>
+            <wp14:sizeRelH relativeFrom="margin">
+              <wp14:pctWidth>0</wp14:pctWidth>
+            </wp14:sizeRelH>
+            <wp14:sizeRelV relativeFrom="margin">
+              <wp14:pctHeight>0</wp14:pctHeight>
+            </wp14:sizeRelV>
+          </wp:anchor>
+        </w:drawing>
+      </w:r>
+    </w:p>
+    <w:p>
+      <w:pPr>
+        <w:jc w:val="right"/>
+        <w:rPr>
+          <w:b/>
+          <w:szCs w:val="20"/>
+          <w:lang w:val="es-MX"/>
+        </w:rPr>
+      </w:pPr>
+      <w:proofErr w:type="spellStart"/>
+      <w:r>
+        <w:rPr>
+          <w:b/>
+          <w:color w:val="000000" w:themeColor="text1"/>
+          <w:spacing w:val="-7"/>
+          <w:szCs w:val="20"/>
+        </w:rPr>
         <w:t>Chichigüitán</w:t>
       </w:r>
+      <w:proofErr w:type="spellEnd"/>
       <w:r>
         <w:rPr>
           <w:rFonts w:cs="Arial"/>
+          <w:b/>
           <w:kern w:val="0"/>
           <w:szCs w:val="20"/>
         </w:rPr>
-        <w:t>, Quetzaltenango 6 de Agosto de 2025</w:t>
-      </w:r>
-      <w:r>
-        <w:rPr>
+        <w:t xml:space="preserve">, Quetzaltenango 6 de </w:t>
+      </w:r>
+      <w:proofErr w:type="gramStart"/>
+      <w:r>
+        <w:rPr>
+          <w:rFonts w:cs="Arial"/>
+          <w:b/>
+          <w:kern w:val="0"/>
           <w:szCs w:val="20"/>
+        </w:rPr>
+        <w:t>Agosto</w:t>
+      </w:r>
+      <w:proofErr w:type="gramEnd"/>
+      <w:r>
+        <w:rPr>
+          <w:rFonts w:cs="Arial"/>
+          <w:b/>
+          <w:kern w:val="0"/>
+          <w:szCs w:val="20"/>
+        </w:rPr>
+        <w:t xml:space="preserve"> de 2025</w:t>
+      </w:r>
+      <w:r>
+        <w:rPr>
+          <w:b/>
+          <w:szCs w:val="20"/>
           <w:lang w:val="es-MX"/>
         </w:rPr>
         <w:t xml:space="preserve"> </w:t>
@@ -39,25 +152,70 @@
       <w:pPr>
         <w:spacing w:after="0"/>
         <w:rPr>
-          <w:lang w:val="es-MX"/>
-        </w:rPr>
-      </w:pPr>
-      <w:r>
-        <w:rPr>
-          <w:lang w:val="es-MX"/>
-        </w:rPr>
-        <w:t>Ing. Jose Ricardo Merida Lopez</w:t>
-      </w:r>
+          <w:b/>
+          <w:lang w:val="es-MX"/>
+        </w:rPr>
+      </w:pPr>
+      <w:r>
+        <w:rPr>
+          <w:b/>
+          <w:lang w:val="es-MX"/>
+        </w:rPr>
+        <w:t xml:space="preserve">Ing. </w:t>
+      </w:r>
+      <w:proofErr w:type="spellStart"/>
+      <w:r>
+        <w:rPr>
+          <w:b/>
+          <w:lang w:val="es-MX"/>
+        </w:rPr>
+        <w:t>Jose</w:t>
+      </w:r>
+      <w:proofErr w:type="spellEnd"/>
+      <w:r>
+        <w:rPr>
+          <w:b/>
+          <w:lang w:val="es-MX"/>
+        </w:rPr>
+        <w:t xml:space="preserve"> Ricardo </w:t>
+      </w:r>
+      <w:proofErr w:type="spellStart"/>
+      <w:r>
+        <w:rPr>
+          <w:b/>
+          <w:lang w:val="es-MX"/>
+        </w:rPr>
+        <w:t>Merida</w:t>
+      </w:r>
+      <w:proofErr w:type="spellEnd"/>
+      <w:r>
+        <w:rPr>
+          <w:b/>
+          <w:lang w:val="es-MX"/>
+        </w:rPr>
+        <w:t xml:space="preserve"> </w:t>
+      </w:r>
+      <w:proofErr w:type="spellStart"/>
+      <w:r>
+        <w:rPr>
+          <w:b/>
+          <w:lang w:val="es-MX"/>
+        </w:rPr>
+        <w:t>Lopez</w:t>
+      </w:r>
+      <w:proofErr w:type="spellEnd"/>
     </w:p>
     <w:p>
       <w:pPr>
         <w:spacing w:after="0"/>
         <w:rPr>
-          <w:lang w:val="es-MX"/>
-        </w:rPr>
-      </w:pPr>
-      <w:r>
-        <w:rPr>
+          <w:b/>
+          <w:lang w:val="es-MX"/>
+        </w:rPr>
+      </w:pPr>
+      <w:r>
+        <w:rPr>
+          <w:b/>
           <w:lang w:val="es-MX"/>
         </w:rPr>
         <w:t>Docente de Prácticas Finales Ingeniería Civil</w:t>
@@ -67,11 +225,13 @@
       <w:pPr>
         <w:spacing w:after="0"/>
         <w:rPr>
-          <w:lang w:val="es-MX"/>
-        </w:rPr>
-      </w:pPr>
-      <w:r>
-        <w:rPr>
+          <w:b/>
+          <w:lang w:val="es-MX"/>
+        </w:rPr>
+      </w:pPr>
+      <w:r>
+        <w:rPr>
+          <w:b/>
           <w:lang w:val="es-MX"/>
         </w:rPr>
         <w:t>Universidad de San Carlos de Guatemala</w:t>
@@ -81,25 +241,27 @@
       <w:pPr>
         <w:spacing w:after="0"/>
         <w:rPr>
-          <w:lang w:val="es-MX"/>
-        </w:rPr>
-      </w:pPr>
-      <w:r>
-        <w:rPr>
+          <w:b/>
+          <w:lang w:val="es-MX"/>
+        </w:rPr>
+      </w:pPr>
+      <w:r>
+        <w:rPr>
+          <w:b/>
           <w:lang w:val="es-MX"/>
         </w:rPr>
         <w:t>Centro Universitario de Occidente</w:t>
       </w:r>
-    </w:p>
-    <w:p>
-      <w:pPr>
-        <w:spacing w:after="0"/>
-        <w:rPr>
-          <w:lang w:val="es-MX"/>
-        </w:rPr>
-      </w:pPr>
-      <w:r>
-        <w:rPr>
+      <w:r>
+        <w:rPr>
+          <w:b/>
+          <w:lang w:val="es-MX"/>
+        </w:rPr>
+        <w:t xml:space="preserve"> </w:t>
+      </w:r>
+      <w:r>
+        <w:rPr>
+          <w:b/>
           <w:lang w:val="es-MX"/>
         </w:rPr>
         <w:t>Quetzaltenango</w:t>
@@ -122,8 +284,30 @@
         <w:rPr>
           <w:lang w:val="es-MX"/>
         </w:rPr>
-        <w:t>Respetable Ingeniero Jose Merida</w:t>
-      </w:r>
+        <w:t xml:space="preserve">Respetable Ingeniero </w:t>
+      </w:r>
+      <w:proofErr w:type="spellStart"/>
+      <w:r>
+        <w:rPr>
+          <w:lang w:val="es-MX"/>
+        </w:rPr>
+        <w:t>Jose</w:t>
+      </w:r>
+      <w:proofErr w:type="spellEnd"/>
+      <w:r>
+        <w:rPr>
+          <w:lang w:val="es-MX"/>
+        </w:rPr>
+        <w:t xml:space="preserve"> </w:t>
+      </w:r>
+      <w:proofErr w:type="spellStart"/>
+      <w:r>
+        <w:rPr>
+          <w:lang w:val="es-MX"/>
+        </w:rPr>
+        <w:t>Merida</w:t>
+      </w:r>
+      <w:proofErr w:type="spellEnd"/>
     </w:p>
     <w:p>
       <w:pPr>
@@ -151,229 +335,256 @@
         </w:rPr>
         <w:t xml:space="preserve"> final aplicada de la carrera de Ingeniería Civil al estudiante: Marlon Ivan Carreto Rivera, con una duración de 300 horas, quien estará bajo la supervisión directa del Ingeniero Civil: </w:t>
       </w:r>
+      <w:proofErr w:type="gramStart"/>
       <w:r>
         <w:rPr>
           <w:color w:val="000000" w:themeColor="text1"/>
           <w:sz w:val="24"/>
           <w:szCs w:val="24"/>
         </w:rPr>
-        <w:t>David  Eduardo Choxóm Limatuj</w:t>
-      </w:r>
+        <w:t>David  Eduardo</w:t>
+      </w:r>
+      <w:proofErr w:type="gramEnd"/>
       <w:r>
         <w:rPr>
           <w:color w:val="000000" w:themeColor="text1"/>
           <w:sz w:val="24"/>
           <w:szCs w:val="24"/>
         </w:rPr>
-        <w:t>.</w:t>
-      </w:r>
-    </w:p>
-    <w:p>
-      <w:pPr>
-        <w:rPr>
-          <w:lang w:val="es-MX"/>
-        </w:rPr>
-      </w:pPr>
-      <w:r>
-        <w:rPr>
-          <w:lang w:val="es-MX"/>
-        </w:rPr>
-        <w:t xml:space="preserve">Quedando autorizada como fecha de inicio de la practica el día Lunes 28 </w:t>
-      </w:r>
-      <w:r>
-        <w:rPr>
-          <w:lang w:val="es-MX"/>
-        </w:rPr>
-        <w:t>de Julio del presente año.</w:t>
-      </w:r>
-    </w:p>
-    <w:p>
-      <w:pPr>
-        <w:rPr>
-          <w:lang w:val="es-MX"/>
-        </w:rPr>
-      </w:pPr>
-      <w:r>
-        <w:rPr>
-          <w:lang w:val="es-MX"/>
-        </w:rPr>
-        <w:t>El horario que el estudiante tendrá a bien realizar la practica queda estipulado de la siguiente manera:</w:t>
-      </w:r>
-    </w:p>
-    <w:p>
-      <w:pPr>
-        <w:rPr>
-          <w:lang w:val="es-MX"/>
-        </w:rPr>
-      </w:pPr>
-      <w:r>
-        <w:rPr>
-          <w:lang w:val="es-MX"/>
-        </w:rPr>
-        <w:t xml:space="preserve">De lunes a viernes en horario de </w:t>
-      </w:r>
-      <w:r>
-        <w:rPr>
-          <w:lang w:val="es-MX"/>
-        </w:rPr>
-        <w:t>7:00</w:t>
-      </w:r>
-      <w:r>
-        <w:rPr>
-          <w:lang w:val="es-MX"/>
-        </w:rPr>
-        <w:t xml:space="preserve"> a 16:</w:t>
-      </w:r>
-      <w:r>
-        <w:rPr>
-          <w:lang w:val="es-MX"/>
-        </w:rPr>
-        <w:t>00</w:t>
-      </w:r>
-      <w:r>
-        <w:rPr>
-          <w:lang w:val="es-MX"/>
-        </w:rPr>
-        <w:t xml:space="preserve"> horas</w:t>
-      </w:r>
-    </w:p>
-    <w:p>
-      <w:pPr>
-        <w:rPr>
-          <w:lang w:val="es-MX"/>
-        </w:rPr>
-      </w:pPr>
-      <w:r>
-        <w:rPr>
-          <w:lang w:val="es-MX"/>
-        </w:rPr>
-        <w:t xml:space="preserve">Día Sábado en horario de </w:t>
-      </w:r>
-      <w:r>
-        <w:rPr>
-          <w:lang w:val="es-MX"/>
-        </w:rPr>
-        <w:t>7</w:t>
-      </w:r>
-      <w:r>
-        <w:rPr>
-          <w:lang w:val="es-MX"/>
-        </w:rPr>
-        <w:t>:00 a 12:00 horas</w:t>
-      </w:r>
-    </w:p>
-    <w:p>
-      <w:pPr>
-        <w:rPr>
-          <w:lang w:val="es-MX"/>
-        </w:rPr>
-      </w:pPr>
-      <w:r>
-        <w:rPr>
-          <w:lang w:val="es-MX"/>
-        </w:rPr>
-        <w:t>Así mismo se le informa que el estudiante Marlon Ivan Carreto Rivera, al igual que todo el equipo de trabajo</w:t>
-      </w:r>
-      <w:r>
-        <w:rPr>
-          <w:lang w:val="es-MX"/>
-        </w:rPr>
-        <w:t xml:space="preserve"> cumple con las normas de seguridad ocupacional establecidas, </w:t>
-      </w:r>
-      <w:r>
-        <w:t>así como con lo dispuesto en el Acuerdo Gubernativo 79-2020 y sus reformas, en materia de prevención del COVID-19. Durante el período de práctica presencial, el estudiante y todo el personal deberán dar estricto cumplimiento a dichas disposiciones.</w:t>
-      </w:r>
-      <w:r>
-        <w:rPr>
-          <w:lang w:val="es-MX"/>
-        </w:rPr>
         <w:t xml:space="preserve"> </w:t>
       </w:r>
-    </w:p>
-    <w:p>
-      <w:pPr>
-        <w:rPr>
-          <w:lang w:val="es-MX"/>
-        </w:rPr>
-      </w:pPr>
-    </w:p>
-    <w:p>
-      <w:pPr>
-        <w:rPr>
-          <w:lang w:val="es-MX"/>
-        </w:rPr>
-      </w:pPr>
-      <w:r>
-        <w:rPr>
-          <w:lang w:val="es-MX"/>
-        </w:rPr>
-        <w:t>Agradeciendo la atención a la presente me suscribo deseándole éxitos en todas sus labores.</w:t>
-      </w:r>
-    </w:p>
-    <w:p>
-      <w:pPr>
-        <w:rPr>
-          <w:lang w:val="es-MX"/>
-        </w:rPr>
-      </w:pPr>
-    </w:p>
-    <w:p>
-      <w:pPr>
-        <w:rPr>
-          <w:lang w:val="es-MX"/>
-        </w:rPr>
-      </w:pPr>
-      <w:r>
-        <w:rPr>
-          <w:lang w:val="es-MX"/>
-        </w:rPr>
-        <w:t xml:space="preserve">Atentamente: </w:t>
-      </w:r>
-    </w:p>
-    <w:p>
-      <w:pPr>
-        <w:rPr>
-          <w:lang w:val="es-MX"/>
-        </w:rPr>
-      </w:pPr>
-    </w:p>
-    <w:p>
-      <w:pPr>
-        <w:jc w:val="center"/>
-        <w:rPr>
-          <w:lang w:val="es-MX"/>
-        </w:rPr>
-      </w:pPr>
-      <w:r>
-        <w:rPr>
-          <w:lang w:val="es-MX"/>
-        </w:rPr>
-        <w:t>___________________________</w:t>
-      </w:r>
-    </w:p>
-    <w:p>
-      <w:pPr>
-        <w:spacing w:after="0"/>
-        <w:jc w:val="center"/>
-        <w:rPr>
-          <w:lang w:val="es-MX"/>
-        </w:rPr>
-      </w:pPr>
+      <w:proofErr w:type="spellStart"/>
       <w:r>
         <w:rPr>
           <w:color w:val="000000" w:themeColor="text1"/>
           <w:sz w:val="24"/>
           <w:szCs w:val="24"/>
         </w:rPr>
-        <w:t>David  Eduardo Choxóm Limatuj</w:t>
-      </w:r>
+        <w:t>Choxóm</w:t>
+      </w:r>
+      <w:proofErr w:type="spellEnd"/>
       <w:r>
         <w:rPr>
           <w:color w:val="000000" w:themeColor="text1"/>
           <w:sz w:val="24"/>
           <w:szCs w:val="24"/>
         </w:rPr>
+        <w:t xml:space="preserve"> </w:t>
+      </w:r>
+      <w:proofErr w:type="spellStart"/>
+      <w:r>
+        <w:rPr>
+          <w:color w:val="000000" w:themeColor="text1"/>
+          <w:sz w:val="24"/>
+          <w:szCs w:val="24"/>
+        </w:rPr>
+        <w:t>Limatuj</w:t>
+      </w:r>
+      <w:proofErr w:type="spellEnd"/>
+      <w:r>
+        <w:rPr>
+          <w:color w:val="000000" w:themeColor="text1"/>
+          <w:sz w:val="24"/>
+          <w:szCs w:val="24"/>
+        </w:rPr>
         <w:t>.</w:t>
+      </w:r>
+    </w:p>
+    <w:p>
+      <w:pPr>
+        <w:rPr>
+          <w:lang w:val="es-MX"/>
+        </w:rPr>
+      </w:pPr>
+      <w:r>
+        <w:rPr>
+          <w:lang w:val="es-MX"/>
+        </w:rPr>
+        <w:t xml:space="preserve">Quedando autorizada como fecha de inicio de la practica el día Lunes 28 </w:t>
+      </w:r>
+      <w:r>
+        <w:rPr>
+          <w:lang w:val="es-MX"/>
+        </w:rPr>
+        <w:t>de Julio del presente año.</w:t>
+      </w:r>
+    </w:p>
+    <w:p>
+      <w:pPr>
+        <w:rPr>
+          <w:lang w:val="es-MX"/>
+        </w:rPr>
+      </w:pPr>
+      <w:r>
+        <w:rPr>
+          <w:lang w:val="es-MX"/>
+        </w:rPr>
+        <w:t xml:space="preserve">El horario que el estudiante tendrá a bien realizar la </w:t>
+      </w:r>
+      <w:proofErr w:type="spellStart"/>
+      <w:r>
+        <w:rPr>
+          <w:lang w:val="es-MX"/>
+        </w:rPr>
+        <w:t>practica</w:t>
+      </w:r>
+      <w:proofErr w:type="spellEnd"/>
+      <w:r>
+        <w:rPr>
+          <w:lang w:val="es-MX"/>
+        </w:rPr>
+        <w:t xml:space="preserve"> queda estipulado de la siguiente manera:</w:t>
+      </w:r>
+    </w:p>
+    <w:p>
+      <w:pPr>
+        <w:rPr>
+          <w:lang w:val="es-MX"/>
+        </w:rPr>
+      </w:pPr>
+      <w:r>
+        <w:rPr>
+          <w:lang w:val="es-MX"/>
+        </w:rPr>
+        <w:t xml:space="preserve">De lunes a viernes en horario de </w:t>
+      </w:r>
+      <w:r>
+        <w:rPr>
+          <w:lang w:val="es-MX"/>
+        </w:rPr>
+        <w:t>7:00</w:t>
+      </w:r>
+      <w:r>
+        <w:rPr>
+          <w:lang w:val="es-MX"/>
+        </w:rPr>
+        <w:t xml:space="preserve"> a 16:</w:t>
+      </w:r>
+      <w:r>
+        <w:rPr>
+          <w:lang w:val="es-MX"/>
+        </w:rPr>
+        <w:t>00</w:t>
+      </w:r>
+      <w:r>
+        <w:rPr>
+          <w:lang w:val="es-MX"/>
+        </w:rPr>
+        <w:t xml:space="preserve"> horas</w:t>
+      </w:r>
+    </w:p>
+    <w:p>
+      <w:pPr>
+        <w:rPr>
+          <w:lang w:val="es-MX"/>
+        </w:rPr>
+      </w:pPr>
+      <w:r>
+        <w:rPr>
+          <w:lang w:val="es-MX"/>
+        </w:rPr>
+        <w:t xml:space="preserve">Día Sábado en horario de </w:t>
+      </w:r>
+      <w:r>
+        <w:rPr>
+          <w:lang w:val="es-MX"/>
+        </w:rPr>
+        <w:t>7</w:t>
+      </w:r>
+      <w:r>
+        <w:rPr>
+          <w:lang w:val="es-MX"/>
+        </w:rPr>
+        <w:t>:00 a 12:00 horas</w:t>
+      </w:r>
+    </w:p>
+    <w:p>
+      <w:pPr>
+        <w:rPr>
+          <w:lang w:val="es-MX"/>
+        </w:rPr>
+      </w:pPr>
+      <w:r>
+        <w:rPr>
+          <w:lang w:val="es-MX"/>
+        </w:rPr>
+        <w:t>Así mismo se le informa que el estudiante Marlon Ivan Carreto Rivera, al igual que todo el equipo de trabajo</w:t>
+      </w:r>
+      <w:r>
+        <w:rPr>
+          <w:lang w:val="es-MX"/>
+        </w:rPr>
+        <w:t xml:space="preserve"> cumple con las normas de seguridad ocupacional establecidas, </w:t>
+      </w:r>
+      <w:r>
+        <w:t>así como con lo dispuesto en el Acuerdo Gubernativo 79-2020 y sus reformas, en materia de prevención del COVID-19. Durante el período de práctica presencial, el estudiante y todo el personal deberán dar estricto cumplimiento a dichas disposiciones.</w:t>
+      </w:r>
+      <w:r>
+        <w:rPr>
+          <w:lang w:val="es-MX"/>
+        </w:rPr>
+        <w:t xml:space="preserve"> </w:t>
+      </w:r>
+    </w:p>
+    <w:p>
+      <w:pPr>
+        <w:rPr>
+          <w:lang w:val="es-MX"/>
+        </w:rPr>
+      </w:pPr>
+    </w:p>
+    <w:p>
+      <w:pPr>
+        <w:rPr>
+          <w:lang w:val="es-MX"/>
+        </w:rPr>
+      </w:pPr>
+      <w:r>
+        <w:rPr>
+          <w:lang w:val="es-MX"/>
+        </w:rPr>
+        <w:t>Agradeciendo la atención a la presente me suscribo deseándole éxitos en todas sus labores.</w:t>
+      </w:r>
+    </w:p>
+    <w:p>
+      <w:pPr>
+        <w:rPr>
+          <w:lang w:val="es-MX"/>
+        </w:rPr>
+      </w:pPr>
+    </w:p>
+    <w:p>
+      <w:pPr>
+        <w:rPr>
+          <w:lang w:val="es-MX"/>
+        </w:rPr>
+      </w:pPr>
+      <w:r>
+        <w:rPr>
+          <w:lang w:val="es-MX"/>
+        </w:rPr>
+        <w:t xml:space="preserve">Atentamente: </w:t>
+      </w:r>
+    </w:p>
+    <w:p>
+      <w:pPr>
+        <w:rPr>
+          <w:lang w:val="es-MX"/>
+        </w:rPr>
+      </w:pPr>
+    </w:p>
+    <w:p>
+      <w:pPr>
+        <w:jc w:val="center"/>
+        <w:rPr>
+          <w:lang w:val="es-MX"/>
+        </w:rPr>
+      </w:pPr>
+      <w:r>
+        <w:rPr>
+          <w:lang w:val="es-MX"/>
+        </w:rPr>
+        <w:t>___________________________</w:t>
       </w:r>
     </w:p>
     <w:p>
@@ -384,11 +595,59 @@
           <w:lang w:val="es-MX"/>
         </w:rPr>
       </w:pPr>
-      <w:r>
-        <w:rPr>
-          <w:lang w:val="es-MX"/>
-        </w:rPr>
-        <w:t>Gerente Administrativo</w:t>
+      <w:proofErr w:type="gramStart"/>
+      <w:r>
+        <w:rPr>
+          <w:color w:val="000000" w:themeColor="text1"/>
+          <w:sz w:val="24"/>
+          <w:szCs w:val="24"/>
+        </w:rPr>
+        <w:t>David  Eduardo</w:t>
+      </w:r>
+      <w:proofErr w:type="gramEnd"/>
+      <w:r>
+        <w:rPr>
+          <w:color w:val="000000" w:themeColor="text1"/>
+          <w:sz w:val="24"/>
+          <w:szCs w:val="24"/>
+        </w:rPr>
+        <w:t xml:space="preserve"> </w:t>
+      </w:r>
+      <w:proofErr w:type="spellStart"/>
+      <w:r>
+        <w:rPr>
+          <w:color w:val="000000" w:themeColor="text1"/>
+          <w:sz w:val="24"/>
+          <w:szCs w:val="24"/>
+        </w:rPr>
+        <w:t>Choxóm</w:t>
+      </w:r>
+      <w:proofErr w:type="spellEnd"/>
+      <w:r>
+        <w:rPr>
+          <w:color w:val="000000" w:themeColor="text1"/>
+          <w:sz w:val="24"/>
+          <w:szCs w:val="24"/>
+        </w:rPr>
+        <w:t xml:space="preserve"> </w:t>
+      </w:r>
+      <w:proofErr w:type="spellStart"/>
+      <w:r>
+        <w:rPr>
+          <w:color w:val="000000" w:themeColor="text1"/>
+          <w:sz w:val="24"/>
+          <w:szCs w:val="24"/>
+        </w:rPr>
+        <w:t>Limatuj</w:t>
+      </w:r>
+      <w:proofErr w:type="spellEnd"/>
+      <w:r>
+        <w:rPr>
+          <w:color w:val="000000" w:themeColor="text1"/>
+          <w:sz w:val="24"/>
+          <w:szCs w:val="24"/>
+        </w:rPr>
+        <w:t>.</w:t>
       </w:r>
     </w:p>
     <w:p>
@@ -403,7 +662,7 @@
         <w:rPr>
           <w:lang w:val="es-MX"/>
         </w:rPr>
-        <w:t>Ingeniero Civil</w:t>
+        <w:t>Gerente Administrativo</w:t>
       </w:r>
     </w:p>
     <w:p>
@@ -418,7 +677,7 @@
         <w:rPr>
           <w:lang w:val="es-MX"/>
         </w:rPr>
-        <w:t>Colegiado No. 23,322</w:t>
+        <w:t>Ingeniero Civil</w:t>
       </w:r>
     </w:p>
     <w:p>
@@ -429,15 +688,24 @@
           <w:lang w:val="es-MX"/>
         </w:rPr>
       </w:pPr>
-    </w:p>
-    <w:p>
-      <w:pPr>
+      <w:r>
+        <w:rPr>
+          <w:lang w:val="es-MX"/>
+        </w:rPr>
+        <w:t>Colegiado No. 23,322</w:t>
+      </w:r>
+    </w:p>
+    <w:p>
+      <w:pPr>
+        <w:spacing w:after="0"/>
+        <w:jc w:val="center"/>
         <w:rPr>
           <w:lang w:val="es-MX"/>
         </w:rPr>
       </w:pPr>
     </w:p>
     <w:sectPr>
+      <w:footerReference w:type="default" r:id="rId7"/>
       <w:pgSz w:w="12240" w:h="15840"/>
       <w:pgMar w:top="1417" w:right="1701" w:bottom="1417" w:left="1701" w:header="708" w:footer="708" w:gutter="0"/>
       <w:cols w:space="708"/>
@@ -445,6 +713,163 @@
     </w:sectPr>
   </w:body>
 </w:document>
+</file>
+
+<file path=word/endnotes.xml><?xml version="1.0" encoding="utf-8"?>
+<w:endnotes xmlns:wpc="http://schemas.microsoft.com/office/word/2010/wordprocessingCanvas" xmlns:cx="http://schemas.microsoft.com/office/drawing/2014/chartex" xmlns:cx1="http://schemas.microsoft.com/office/drawing/2015/9/8/chartex" xmlns:cx2="http://schemas.microsoft.com/office/drawing/2015/10/21/chartex" xmlns:cx3="http://schemas.microsoft.com/office/drawing/2016/5/9/chartex" xmlns:cx4="http://schemas.microsoft.com/office/drawing/2016/5/10/chartex" xmlns:cx5="http://schemas.microsoft.com/office/drawing/2016/5/11/chartex" xmlns:cx6="http://schemas.microsoft.com/office/drawing/2016/5/12/chartex" xmlns:cx7="http://schemas.microsoft.com/office/drawing/2016/5/13/chartex" xmlns:cx8="http://schemas.microsoft.com/office/drawing/2016/5/14/chartex" xmlns:mc="http://schemas.openxmlformats.org/markup-compatibility/2006" xmlns:aink="http://schemas.microsoft.com/office/drawing/2016/ink" xmlns:am3d="http://schemas.microsoft.com/office/drawing/2017/model3d" xmlns:o="urn:schemas-microsoft-com:office:office" xmlns:oel="http://schemas.microsoft.com/office/2019/extlst" xmlns:r="http://schemas.openxmlformats.org/officeDocument/2006/relationships" xmlns:m="http://schemas.openxmlformats.org/officeDocument/2006/math" xmlns:v="urn:schemas-microsoft-com:vml" xmlns:wp14="http://schemas.microsoft.com/office/word/2010/wordprocessingDrawing" xmlns:wp="http://schemas.openxmlformats.org/drawingml/2006/wordprocessingDrawing" xmlns:w10="urn:schemas-microsoft-com:office:word" xmlns:w="http://schemas.openxmlformats.org/wordprocessingml/2006/main" xmlns:w14="http://schemas.microsoft.com/office/word/2010/wordml" xmlns:w15="http://schemas.microsoft.com/office/word/2012/wordml" xmlns:w16cex="http://schemas.microsoft.com/office/word/2018/wordml/cex" xmlns:w16cid="http://schemas.microsoft.com/office/word/2016/wordml/cid" xmlns:w16="http://schemas.microsoft.com/office/word/2018/wordml" xmlns:w16du="http://schemas.microsoft.com/office/word/2023/wordml/word16du" xmlns:w16sdtdh="http://schemas.microsoft.com/office/word/2020/wordml/sdtdatahash" xmlns:w16sdtfl="http://schemas.microsoft.com/office/word/2024/wordml/sdtformatlock" xmlns:w16se="http://schemas.microsoft.com/office/word/2015/wordml/symex" xmlns:wpg="http://schemas.microsoft.com/office/word/2010/wordprocessingGroup" xmlns:wpi="http://schemas.microsoft.com/office/word/2010/wordprocessingInk" xmlns:wne="http://schemas.microsoft.com/office/word/2006/wordml" xmlns:wps="http://schemas.microsoft.com/office/word/2010/wordprocessingShape" mc:Ignorable="w14 w15 w16se w16cid w16 w16cex w16sdtdh w16sdtfl w16du wp14">
+  <w:endnote w:type="separator" w:id="-1">
+    <w:p>
+      <w:pPr>
+        <w:spacing w:after="0" w:line="240" w:lineRule="auto"/>
+      </w:pPr>
+      <w:r>
+        <w:separator/>
+      </w:r>
+    </w:p>
+  </w:endnote>
+  <w:endnote w:type="continuationSeparator" w:id="0">
+    <w:p>
+      <w:pPr>
+        <w:spacing w:after="0" w:line="240" w:lineRule="auto"/>
+      </w:pPr>
+      <w:r>
+        <w:continuationSeparator/>
+      </w:r>
+    </w:p>
+  </w:endnote>
+</w:endnotes>
+</file>
+
+<file path=word/footer1.xml><?xml version="1.0" encoding="utf-8"?>
+<w:ftr xmlns:wpc="http://schemas.microsoft.com/office/word/2010/wordprocessingCanvas" xmlns:cx="http://schemas.microsoft.com/office/drawing/2014/chartex" xmlns:cx1="http://schemas.microsoft.com/office/drawing/2015/9/8/chartex" xmlns:cx2="http://schemas.microsoft.com/office/drawing/2015/10/21/chartex" xmlns:cx3="http://schemas.microsoft.com/office/drawing/2016/5/9/chartex" xmlns:cx4="http://schemas.microsoft.com/office/drawing/2016/5/10/chartex" xmlns:cx5="http://schemas.microsoft.com/office/drawing/2016/5/11/chartex" xmlns:cx6="http://schemas.microsoft.com/office/drawing/2016/5/12/chartex" xmlns:cx7="http://schemas.microsoft.com/office/drawing/2016/5/13/chartex" xmlns:cx8="http://schemas.microsoft.com/office/drawing/2016/5/14/chartex" xmlns:mc="http://schemas.openxmlformats.org/markup-compatibility/2006" xmlns:aink="http://schemas.microsoft.com/office/drawing/2016/ink" xmlns:am3d="http://schemas.microsoft.com/office/drawing/2017/model3d" xmlns:o="urn:schemas-microsoft-com:office:office" xmlns:oel="http://schemas.microsoft.com/office/2019/extlst" xmlns:r="http://schemas.openxmlformats.org/officeDocument/2006/relationships" xmlns:m="http://schemas.openxmlformats.org/officeDocument/2006/math" xmlns:v="urn:schemas-microsoft-com:vml" xmlns:wp14="http://schemas.microsoft.com/office/word/2010/wordprocessingDrawing" xmlns:wp="http://schemas.openxmlformats.org/drawingml/2006/wordprocessingDrawing" xmlns:w10="urn:schemas-microsoft-com:office:word" xmlns:w="http://schemas.openxmlformats.org/wordprocessingml/2006/main" xmlns:w14="http://schemas.microsoft.com/office/word/2010/wordml" xmlns:w15="http://schemas.microsoft.com/office/word/2012/wordml" xmlns:w16cex="http://schemas.microsoft.com/office/word/2018/wordml/cex" xmlns:w16cid="http://schemas.microsoft.com/office/word/2016/wordml/cid" xmlns:w16="http://schemas.microsoft.com/office/word/2018/wordml" xmlns:w16du="http://schemas.microsoft.com/office/word/2023/wordml/word16du" xmlns:w16sdtdh="http://schemas.microsoft.com/office/word/2020/wordml/sdtdatahash" xmlns:w16sdtfl="http://schemas.microsoft.com/office/word/2024/wordml/sdtformatlock" xmlns:w16se="http://schemas.microsoft.com/office/word/2015/wordml/symex" xmlns:wpg="http://schemas.microsoft.com/office/word/2010/wordprocessingGroup" xmlns:wpi="http://schemas.microsoft.com/office/word/2010/wordprocessingInk" xmlns:wne="http://schemas.microsoft.com/office/word/2006/wordml" xmlns:wps="http://schemas.microsoft.com/office/word/2010/wordprocessingShape" mc:Ignorable="w14 w15 w16se w16cid w16 w16cex w16sdtdh w16sdtfl w16du wp14">
+  <w:p>
+    <w:pPr>
+      <w:pStyle w:val="Piedepgina"/>
+      <w:jc w:val="center"/>
+      <w:rPr>
+        <w:b/>
+        <w:bCs/>
+        <w:color w:val="000000" w:themeColor="text1"/>
+        <w:lang w:val="es-ES"/>
+      </w:rPr>
+    </w:pPr>
+    <w:r>
+      <w:rPr>
+        <w:b/>
+        <w:bCs/>
+        <w:color w:val="000000" w:themeColor="text1"/>
+        <w:lang w:val="es-ES"/>
+      </w:rPr>
+      <w:t xml:space="preserve">Zona 5, </w:t>
+    </w:r>
+    <w:proofErr w:type="spellStart"/>
+    <w:r>
+      <w:rPr>
+        <w:b/>
+        <w:bCs/>
+        <w:color w:val="000000" w:themeColor="text1"/>
+        <w:lang w:val="es-ES"/>
+      </w:rPr>
+      <w:t>Chichig</w:t>
+    </w:r>
+    <w:r>
+      <w:rPr>
+        <w:b/>
+        <w:bCs/>
+        <w:color w:val="000000" w:themeColor="text1"/>
+        <w:spacing w:val="-7"/>
+        <w:szCs w:val="20"/>
+      </w:rPr>
+      <w:t>üi</w:t>
+    </w:r>
+    <w:proofErr w:type="spellEnd"/>
+    <w:r>
+      <w:rPr>
+        <w:b/>
+        <w:bCs/>
+        <w:color w:val="000000" w:themeColor="text1"/>
+        <w:lang w:val="es-ES"/>
+      </w:rPr>
+      <w:t>tan, Quetzaltenango, Guatemala</w:t>
+    </w:r>
+  </w:p>
+  <w:p>
+    <w:pPr>
+      <w:pStyle w:val="Piedepgina"/>
+      <w:jc w:val="center"/>
+      <w:rPr>
+        <w:b/>
+        <w:bCs/>
+        <w:color w:val="000000" w:themeColor="text1"/>
+        <w:lang w:val="es-ES"/>
+      </w:rPr>
+    </w:pPr>
+    <w:r>
+      <w:rPr>
+        <w:b/>
+        <w:bCs/>
+        <w:color w:val="000000" w:themeColor="text1"/>
+        <w:lang w:val="es-ES"/>
+      </w:rPr>
+      <w:t xml:space="preserve">E-mail: </w:t>
+    </w:r>
+    <w:hyperlink r:id="rId1" w:history="1">
+      <w:r>
+        <w:rPr>
+          <w:rStyle w:val="Hipervnculo"/>
+          <w:b/>
+          <w:bCs/>
+          <w:color w:val="000000" w:themeColor="text1"/>
+          <w:u w:val="none"/>
+          <w:lang w:val="es-ES"/>
+        </w:rPr>
+        <w:t>constconesa@yahoo.com</w:t>
+      </w:r>
+    </w:hyperlink>
+    <w:r>
+      <w:rPr>
+        <w:b/>
+        <w:bCs/>
+        <w:color w:val="000000" w:themeColor="text1"/>
+        <w:lang w:val="es-ES"/>
+      </w:rPr>
+      <w:t xml:space="preserve"> Tel: 22959608</w:t>
+    </w:r>
+  </w:p>
+  <w:p>
+    <w:pPr>
+      <w:pStyle w:val="Piedepgina"/>
+      <w:rPr>
+        <w:lang w:val="es-ES"/>
+      </w:rPr>
+    </w:pPr>
+  </w:p>
+</w:ftr>
+</file>
+
+<file path=word/footnotes.xml><?xml version="1.0" encoding="utf-8"?>
+<w:footnotes xmlns:wpc="http://schemas.microsoft.com/office/word/2010/wordprocessingCanvas" xmlns:cx="http://schemas.microsoft.com/office/drawing/2014/chartex" xmlns:cx1="http://schemas.microsoft.com/office/drawing/2015/9/8/chartex" xmlns:cx2="http://schemas.microsoft.com/office/drawing/2015/10/21/chartex" xmlns:cx3="http://schemas.microsoft.com/office/drawing/2016/5/9/chartex" xmlns:cx4="http://schemas.microsoft.com/office/drawing/2016/5/10/chartex" xmlns:cx5="http://schemas.microsoft.com/office/drawing/2016/5/11/chartex" xmlns:cx6="http://schemas.microsoft.com/office/drawing/2016/5/12/chartex" xmlns:cx7="http://schemas.microsoft.com/office/drawing/2016/5/13/chartex" xmlns:cx8="http://schemas.microsoft.com/office/drawing/2016/5/14/chartex" xmlns:mc="http://schemas.openxmlformats.org/markup-compatibility/2006" xmlns:aink="http://schemas.microsoft.com/office/drawing/2016/ink" xmlns:am3d="http://schemas.microsoft.com/office/drawing/2017/model3d" xmlns:o="urn:schemas-microsoft-com:office:office" xmlns:oel="http://schemas.microsoft.com/office/2019/extlst" xmlns:r="http://schemas.openxmlformats.org/officeDocument/2006/relationships" xmlns:m="http://schemas.openxmlformats.org/officeDocument/2006/math" xmlns:v="urn:schemas-microsoft-com:vml" xmlns:wp14="http://schemas.microsoft.com/office/word/2010/wordprocessingDrawing" xmlns:wp="http://schemas.openxmlformats.org/drawingml/2006/wordprocessingDrawing" xmlns:w10="urn:schemas-microsoft-com:office:word" xmlns:w="http://schemas.openxmlformats.org/wordprocessingml/2006/main" xmlns:w14="http://schemas.microsoft.com/office/word/2010/wordml" xmlns:w15="http://schemas.microsoft.com/office/word/2012/wordml" xmlns:w16cex="http://schemas.microsoft.com/office/word/2018/wordml/cex" xmlns:w16cid="http://schemas.microsoft.com/office/word/2016/wordml/cid" xmlns:w16="http://schemas.microsoft.com/office/word/2018/wordml" xmlns:w16du="http://schemas.microsoft.com/office/word/2023/wordml/word16du" xmlns:w16sdtdh="http://schemas.microsoft.com/office/word/2020/wordml/sdtdatahash" xmlns:w16sdtfl="http://schemas.microsoft.com/office/word/2024/wordml/sdtformatlock" xmlns:w16se="http://schemas.microsoft.com/office/word/2015/wordml/symex" xmlns:wpg="http://schemas.microsoft.com/office/word/2010/wordprocessingGroup" xmlns:wpi="http://schemas.microsoft.com/office/word/2010/wordprocessingInk" xmlns:wne="http://schemas.microsoft.com/office/word/2006/wordml" xmlns:wps="http://schemas.microsoft.com/office/word/2010/wordprocessingShape" mc:Ignorable="w14 w15 w16se w16cid w16 w16cex w16sdtdh w16sdtfl w16du wp14">
+  <w:footnote w:type="separator" w:id="-1">
+    <w:p>
+      <w:pPr>
+        <w:spacing w:after="0" w:line="240" w:lineRule="auto"/>
+      </w:pPr>
+      <w:r>
+        <w:separator/>
+      </w:r>
+    </w:p>
+  </w:footnote>
+  <w:footnote w:type="continuationSeparator" w:id="0">
+    <w:p>
+      <w:pPr>
+        <w:spacing w:after="0" w:line="240" w:lineRule="auto"/>
+      </w:pPr>
+      <w:r>
+        <w:continuationSeparator/>
+      </w:r>
+    </w:p>
+  </w:footnote>
+</w:footnotes>
 </file>
 
 <file path=word/styles.xml><?xml version="1.0" encoding="utf-8"?>
@@ -875,6 +1300,73 @@
     <w:semiHidden/>
     <w:unhideWhenUsed/>
   </w:style>
+  <w:style w:type="paragraph" w:styleId="Encabezado">
+    <w:name w:val="header"/>
+    <w:basedOn w:val="Normal"/>
+    <w:link w:val="EncabezadoCar"/>
+    <w:uiPriority w:val="99"/>
+    <w:unhideWhenUsed/>
+    <w:rsid w:val="00524DAB"/>
+    <w:pPr>
+      <w:tabs>
+        <w:tab w:val="center" w:pos="4419"/>
+        <w:tab w:val="right" w:pos="8838"/>
+      </w:tabs>
+      <w:spacing w:after="0" w:line="240" w:lineRule="auto"/>
+    </w:pPr>
+  </w:style>
+  <w:style w:type="character" w:customStyle="1" w:styleId="EncabezadoCar">
+    <w:name w:val="Encabezado Car"/>
+    <w:basedOn w:val="Fuentedeprrafopredeter"/>
+    <w:link w:val="Encabezado"/>
+    <w:uiPriority w:val="99"/>
+    <w:rsid w:val="00524DAB"/>
+  </w:style>
+  <w:style w:type="paragraph" w:styleId="Piedepgina">
+    <w:name w:val="footer"/>
+    <w:basedOn w:val="Normal"/>
+    <w:link w:val="PiedepginaCar"/>
+    <w:uiPriority w:val="99"/>
+    <w:unhideWhenUsed/>
+    <w:rsid w:val="00524DAB"/>
+    <w:pPr>
+      <w:tabs>
+        <w:tab w:val="center" w:pos="4419"/>
+        <w:tab w:val="right" w:pos="8838"/>
+      </w:tabs>
+      <w:spacing w:after="0" w:line="240" w:lineRule="auto"/>
+    </w:pPr>
+  </w:style>
+  <w:style w:type="character" w:customStyle="1" w:styleId="PiedepginaCar">
+    <w:name w:val="Pie de página Car"/>
+    <w:basedOn w:val="Fuentedeprrafopredeter"/>
+    <w:link w:val="Piedepgina"/>
+    <w:uiPriority w:val="99"/>
+    <w:rsid w:val="00524DAB"/>
+  </w:style>
+  <w:style w:type="character" w:styleId="Hipervnculo">
+    <w:name w:val="Hyperlink"/>
+    <w:basedOn w:val="Fuentedeprrafopredeter"/>
+    <w:uiPriority w:val="99"/>
+    <w:unhideWhenUsed/>
+    <w:rsid w:val="00E679FC"/>
+    <w:rPr>
+      <w:color w:val="467886" w:themeColor="hyperlink"/>
+      <w:u w:val="single"/>
+    </w:rPr>
+  </w:style>
+  <w:style w:type="character" w:styleId="Mencinsinresolver">
+    <w:name w:val="Unresolved Mention"/>
+    <w:basedOn w:val="Fuentedeprrafopredeter"/>
+    <w:uiPriority w:val="99"/>
+    <w:semiHidden/>
+    <w:unhideWhenUsed/>
+    <w:rsid w:val="00E679FC"/>
+    <w:rPr>
+      <w:color w:val="605E5C"/>
+      <w:shd w:val="clear" w:color="auto" w:fill="E1DFDD"/>
+    </w:rPr>
+  </w:style>
 </w:styles>
 </file>
 
